--- a/deliverables/project_student_guide.docx
+++ b/deliverables/project_student_guide.docx
@@ -428,6 +428,32 @@
           <w:sz w:val="21"/>
         </w:rPr>
         <w:t xml:space="preserve">10   </w:t>
+      </w:r>
+      <w:r>
+        <w:rPr>
+          <w:rFonts w:ascii="Segoe UI" w:hAnsi="Segoe UI"/>
+          <w:b w:val="0"/>
+          <w:i w:val="0"/>
+          <w:color w:val="374151"/>
+          <w:sz w:val="21"/>
+        </w:rPr>
+        <w:t>Running it without waiting for CI</w:t>
+      </w:r>
+    </w:p>
+    <w:p>
+      <w:pPr>
+        <w:spacing w:before="0" w:after="80" w:line="300" w:lineRule="auto"/>
+        <w:ind w:left="144"/>
+      </w:pPr>
+      <w:r>
+        <w:rPr>
+          <w:rFonts w:ascii="Segoe UI" w:hAnsi="Segoe UI"/>
+          <w:b/>
+          <w:i w:val="0"/>
+          <w:color w:val="1D4ED8"/>
+          <w:sz w:val="21"/>
+        </w:rPr>
+        <w:t xml:space="preserve">11   </w:t>
       </w:r>
       <w:r>
         <w:rPr>
@@ -4996,6 +5022,295 @@
           <w:color w:val="111827"/>
           <w:sz w:val="34"/>
         </w:rPr>
+        <w:t>Running it without waiting for CI</w:t>
+      </w:r>
+    </w:p>
+    <w:p>
+      <w:pPr>
+        <w:spacing w:before="0" w:after="120" w:line="300" w:lineRule="auto"/>
+      </w:pPr>
+      <w:r>
+        <w:rPr>
+          <w:rFonts w:ascii="Segoe UI" w:hAnsi="Segoe UI"/>
+          <w:b w:val="0"/>
+          <w:i w:val="0"/>
+          <w:color w:val="374151"/>
+          <w:sz w:val="21"/>
+        </w:rPr>
+        <w:t>Two things make this pipeline usable rather than merely correct. Neither is part of the original brief.</w:t>
+      </w:r>
+    </w:p>
+    <w:p>
+      <w:pPr>
+        <w:keepNext/>
+        <w:spacing w:before="280" w:after="80"/>
+      </w:pPr>
+      <w:r>
+        <w:rPr>
+          <w:rFonts w:ascii="Segoe UI" w:hAnsi="Segoe UI"/>
+          <w:b/>
+          <w:color w:val="111827"/>
+          <w:sz w:val="25"/>
+        </w:rPr>
+        <w:t>Run the same gates on your own machine</w:t>
+      </w:r>
+    </w:p>
+    <w:p>
+      <w:pPr>
+        <w:spacing w:before="0" w:after="120" w:line="300" w:lineRule="auto"/>
+      </w:pPr>
+      <w:r>
+        <w:rPr>
+          <w:rFonts w:ascii="Segoe UI" w:hAnsi="Segoe UI"/>
+          <w:b w:val="0"/>
+          <w:i w:val="0"/>
+          <w:color w:val="374151"/>
+          <w:sz w:val="21"/>
+        </w:rPr>
+        <w:t>Waiting four minutes for CI to tell you about a lint error is a bad feedback loop, and a developer who cannot reproduce a gate locally eventually learns to route around it. One script runs all six gates in the same pinned container versions CI uses:</w:t>
+      </w:r>
+    </w:p>
+    <w:p>
+      <w:pPr>
+        <w:spacing w:before="120" w:after="0" w:line="252" w:lineRule="auto"/>
+        <w:ind w:left="173"/>
+        <w:shd w:val="clear" w:color="auto" w:fill="F5F6F8"/>
+      </w:pPr>
+      <w:r>
+        <w:rPr>
+          <w:rFonts w:ascii="Consolas" w:hAnsi="Consolas"/>
+          <w:color w:val="374151"/>
+          <w:sz w:val="18"/>
+        </w:rPr>
+        <w:t>./bin/devsecops-scan</w:t>
+      </w:r>
+    </w:p>
+    <w:p>
+      <w:pPr>
+        <w:spacing w:before="0" w:after="0" w:line="252" w:lineRule="auto"/>
+        <w:ind w:left="173"/>
+        <w:shd w:val="clear" w:color="auto" w:fill="F5F6F8"/>
+      </w:pPr>
+      <w:r>
+        <w:rPr>
+          <w:rFonts w:ascii="Consolas" w:hAnsi="Consolas"/>
+          <w:color w:val="374151"/>
+          <w:sz w:val="18"/>
+        </w:rPr>
+        <w:t>./bin/devsecops-scan --source src --requirements requirements.txt</w:t>
+      </w:r>
+    </w:p>
+    <w:p>
+      <w:pPr>
+        <w:spacing w:before="0" w:after="0" w:line="252" w:lineRule="auto"/>
+        <w:ind w:left="173"/>
+        <w:shd w:val="clear" w:color="auto" w:fill="F5F6F8"/>
+      </w:pPr>
+      <w:r>
+        <w:rPr>
+          <w:rFonts w:ascii="Consolas" w:hAnsi="Consolas"/>
+          <w:color w:val="374151"/>
+          <w:sz w:val="18"/>
+        </w:rPr>
+        <w:t>./bin/devsecops-scan --no-image     # skip the build and the image scan</w:t>
+      </w:r>
+    </w:p>
+    <w:p>
+      <w:pPr>
+        <w:spacing w:before="0" w:after="120" w:line="252" w:lineRule="auto"/>
+        <w:ind w:left="173"/>
+        <w:shd w:val="clear" w:color="auto" w:fill="F5F6F8"/>
+      </w:pPr>
+      <w:r>
+        <w:rPr>
+          <w:rFonts w:ascii="Consolas" w:hAnsi="Consolas"/>
+          <w:color w:val="374151"/>
+          <w:sz w:val="18"/>
+        </w:rPr>
+        <w:t>./bin/devsecops-scan --skip sca     # iterate on one gate at a time</w:t>
+      </w:r>
+    </w:p>
+    <w:p>
+      <w:pPr>
+        <w:spacing w:before="0" w:after="120" w:line="300" w:lineRule="auto"/>
+      </w:pPr>
+      <w:r>
+        <w:rPr>
+          <w:rFonts w:ascii="Segoe UI" w:hAnsi="Segoe UI"/>
+          <w:b w:val="0"/>
+          <w:i w:val="0"/>
+          <w:color w:val="374151"/>
+          <w:sz w:val="21"/>
+        </w:rPr>
+        <w:t>It needs only Docker, it exits 0 or 1 so it works as a pre-push hook, and unlike CI it does not fail fast: it runs every gate and prints a table, because locally the expensive thing is the round trip rather than the processor. The point of matching CI's versions exactly is that it passed locally actually means something.</w:t>
+      </w:r>
+    </w:p>
+    <w:p>
+      <w:pPr>
+        <w:keepNext/>
+        <w:spacing w:before="280" w:after="80"/>
+      </w:pPr>
+      <w:r>
+        <w:rPr>
+          <w:rFonts w:ascii="Segoe UI" w:hAnsi="Segoe UI"/>
+          <w:b/>
+          <w:color w:val="111827"/>
+          <w:sz w:val="25"/>
+        </w:rPr>
+        <w:t>Let another repository borrow it</w:t>
+      </w:r>
+    </w:p>
+    <w:p>
+      <w:pPr>
+        <w:spacing w:before="0" w:after="120" w:line="300" w:lineRule="auto"/>
+      </w:pPr>
+      <w:r>
+        <w:rPr>
+          <w:rFonts w:ascii="Segoe UI" w:hAnsi="Segoe UI"/>
+          <w:b w:val="0"/>
+          <w:i w:val="0"/>
+          <w:color w:val="374151"/>
+          <w:sz w:val="21"/>
+        </w:rPr>
+        <w:t>The pipeline is split into a portable half and a repo-specific half:</w:t>
+      </w:r>
+    </w:p>
+    <w:p>
+      <w:pPr>
+        <w:spacing w:before="120" w:after="0" w:line="252" w:lineRule="auto"/>
+        <w:ind w:left="173"/>
+        <w:shd w:val="clear" w:color="auto" w:fill="F5F6F8"/>
+      </w:pPr>
+      <w:r>
+        <w:rPr>
+          <w:rFonts w:ascii="Consolas" w:hAnsi="Consolas"/>
+          <w:color w:val="374151"/>
+          <w:sz w:val="18"/>
+        </w:rPr>
+        <w:t>.github/workflows/security-gates.yml    on: workflow_call</w:t>
+      </w:r>
+    </w:p>
+    <w:p>
+      <w:pPr>
+        <w:spacing w:before="0" w:after="0" w:line="252" w:lineRule="auto"/>
+        <w:ind w:left="173"/>
+        <w:shd w:val="clear" w:color="auto" w:fill="F5F6F8"/>
+      </w:pPr>
+      <w:r>
+        <w:rPr>
+          <w:rFonts w:ascii="Consolas" w:hAnsi="Consolas"/>
+          <w:color w:val="374151"/>
+          <w:sz w:val="18"/>
+        </w:rPr>
+        <w:t xml:space="preserve">    build · hadolint · sast · sca · gitleaks · image-scan · notify</w:t>
+      </w:r>
+    </w:p>
+    <w:p>
+      <w:pPr>
+        <w:spacing w:before="0" w:after="0" w:line="252" w:lineRule="auto"/>
+        <w:ind w:left="173"/>
+        <w:shd w:val="clear" w:color="auto" w:fill="F5F6F8"/>
+      </w:pPr>
+      <w:r>
+        <w:rPr>
+          <w:rFonts w:ascii="Consolas" w:hAnsi="Consolas"/>
+          <w:color w:val="374151"/>
+          <w:sz w:val="18"/>
+        </w:rPr>
+        <w:t xml:space="preserve"> </w:t>
+      </w:r>
+    </w:p>
+    <w:p>
+      <w:pPr>
+        <w:spacing w:before="0" w:after="120" w:line="252" w:lineRule="auto"/>
+        <w:ind w:left="173"/>
+        <w:shd w:val="clear" w:color="auto" w:fill="F5F6F8"/>
+      </w:pPr>
+      <w:r>
+        <w:rPr>
+          <w:rFonts w:ascii="Consolas" w:hAnsi="Consolas"/>
+          <w:color w:val="374151"/>
+          <w:sz w:val="18"/>
+        </w:rPr>
+        <w:t>.github/workflows/devsecops.yml         ~20 lines: calls the above, then deploys</w:t>
+      </w:r>
+    </w:p>
+    <w:p>
+      <w:pPr>
+        <w:spacing w:before="0" w:after="120" w:line="300" w:lineRule="auto"/>
+      </w:pPr>
+      <w:r>
+        <w:rPr>
+          <w:rFonts w:ascii="Segoe UI" w:hAnsi="Segoe UI"/>
+          <w:b w:val="0"/>
+          <w:i w:val="0"/>
+          <w:color w:val="374151"/>
+          <w:sz w:val="21"/>
+        </w:rPr>
+        <w:t>Any repository can adopt the whole thing with about twelve lines, because the github context comes from the caller, so actions/checkout pulls their code rather than ours. The original repository calls its own shared workflow too, so the published interface is the one being tested rather than a special local copy.</w:t>
+      </w:r>
+    </w:p>
+    <w:p>
+      <w:pPr>
+        <w:spacing w:before="160" w:after="0" w:line="276" w:lineRule="auto"/>
+        <w:ind w:left="144"/>
+        <w:shd w:val="clear" w:color="auto" w:fill="FFFBEB"/>
+        <w:pBdr>
+          <w:left w:val="single" w:sz="18" w:space="8" w:color="D97706"/>
+        </w:pBdr>
+      </w:pPr>
+      <w:r>
+        <w:rPr>
+          <w:rFonts w:ascii="Segoe UI" w:hAnsi="Segoe UI"/>
+          <w:b/>
+          <w:color w:val="9A4606"/>
+          <w:sz w:val="16"/>
+        </w:rPr>
+        <w:t>THE TRAP WORTH REMEMBERING</w:t>
+      </w:r>
+    </w:p>
+    <w:p>
+      <w:pPr>
+        <w:spacing w:before="0" w:after="180" w:line="288" w:lineRule="auto"/>
+        <w:ind w:left="144"/>
+        <w:shd w:val="clear" w:color="auto" w:fill="FFFBEB"/>
+        <w:pBdr>
+          <w:left w:val="single" w:sz="18" w:space="8" w:color="D97706"/>
+        </w:pBdr>
+      </w:pPr>
+      <w:r>
+        <w:rPr>
+          <w:rFonts w:ascii="Segoe UI" w:hAnsi="Segoe UI"/>
+          <w:color w:val="374151"/>
+          <w:sz w:val="20"/>
+        </w:rPr>
+        <w:t>GITHUB_TOKEN permissions are not inherited by a called workflow. A caller that wants to push an image must grant packages: write itself. This is the classic works in my repository, fails in yours problem, and it costs people an afternoon every time.</w:t>
+      </w:r>
+    </w:p>
+    <w:p>
+      <w:pPr>
+        <w:keepNext/>
+        <w:spacing w:before="400" w:after="160"/>
+        <w:pBdr>
+          <w:bottom w:val="single" w:sz="6" w:space="4" w:color="D1D5DB"/>
+        </w:pBdr>
+      </w:pPr>
+      <w:r>
+        <w:rPr>
+          <w:rFonts w:ascii="Segoe UI" w:hAnsi="Segoe UI"/>
+          <w:b/>
+          <w:color w:val="1D4ED8"/>
+          <w:sz w:val="34"/>
+        </w:rPr>
+        <w:t xml:space="preserve">11  </w:t>
+      </w:r>
+      <w:r>
+        <w:rPr>
+          <w:rFonts w:ascii="Segoe UI" w:hAnsi="Segoe UI"/>
+          <w:b/>
+          <w:color w:val="111827"/>
+          <w:sz w:val="34"/>
+        </w:rPr>
         <w:t>Where to find everything</w:t>
       </w:r>
     </w:p>
